--- a/ÍNDICE.docx
+++ b/ÍNDICE.docx
@@ -9643,6 +9643,7 @@
         <w:t>.java</w:t>
       </w:r>
     </w:p>
+    <w:p/>
     <w:p>
       <w:r>
         <w:br w:type="page"/>
@@ -9943,7 +9944,7 @@
             </mc:Choice>
             <mc:Fallback>
               <w:pict>
-                <v:shapetype w14:anchorId="09CB98EB" id="_x0000_t32" coordsize="21600,21600" o:spt="32" o:oned="t" path="m,l21600,21600e" filled="f">
+                <v:shapetype w14:anchorId="39DE4D80" id="_x0000_t32" coordsize="21600,21600" o:spt="32" o:oned="t" path="m,l21600,21600e" filled="f">
                   <v:path arrowok="t" fillok="f" o:connecttype="none"/>
                   <o:lock v:ext="edit" shapetype="t"/>
                 </v:shapetype>
